--- a/quarto-vcci/_extensions/vcci/vcci-memo/vcci-reference.docx
+++ b/quarto-vcci/_extensions/vcci/vcci-memo/vcci-reference.docx
@@ -4619,8 +4619,8 @@
     <w:basedOn w:val="Normal"/>
     <w:qFormat/>
     <w:rPr>
-      <w:rFonts w:ascii="Consolas" w:hAnsi="Consolas"/>
-      <w:sz w:val="17"/>
+      <w:rFonts w:ascii="JetBrains Mono" w:hAnsi="JetBrains Mono" w:cs="JetBrains Mono"/>
+      <w:sz w:val="16"/>
     </w:rPr>
   </w:style>
   <w:style w:type="paragraph" w:customStyle="1" w:styleId="DefinitionTerm">
@@ -4646,7 +4646,8 @@
     <w:basedOn w:val="DefaultParagraphFont"/>
     <w:qFormat/>
     <w:rPr>
-      <w:rFonts w:ascii="Consolas" w:hAnsi="Consolas"/>
+      <w:rFonts w:ascii="JetBrains Mono" w:hAnsi="JetBrains Mono" w:cs="JetBrains Mono"/>
+      <w:sz w:val="18"/>
     </w:rPr>
   </w:style>
   <w:style w:type="character" w:customStyle="1" w:styleId="SectionNumber">
